--- a/docs/reports-dashboard-user-guide.docx
+++ b/docs/reports-dashboard-user-guide.docx
@@ -63,121 +63,76 @@
     </w:p>
     <w:p>
       <w:pPr>
-        <w:pStyle w:val="SourceCode"/>
-      </w:pPr>
-      <w:r>
-        <w:rPr>
-          <w:rStyle w:val="VerbatimChar"/>
-        </w:rPr>
-        <w:t xml:space="preserve">┌─────────────────────────────────────────────────────────────┐</w:t>
-      </w:r>
-      <w:r>
-        <w:br/>
-      </w:r>
-      <w:r>
-        <w:rPr>
-          <w:rStyle w:val="VerbatimChar"/>
-        </w:rPr>
-        <w:t xml:space="preserve">│                    REPORTS DASHBOARD                        │</w:t>
-      </w:r>
-      <w:r>
-        <w:br/>
-      </w:r>
-      <w:r>
-        <w:rPr>
-          <w:rStyle w:val="VerbatimChar"/>
-        </w:rPr>
-        <w:t xml:space="preserve">├─────────────────────────────────────────────────────────────┤</w:t>
-      </w:r>
-      <w:r>
-        <w:br/>
-      </w:r>
-      <w:r>
-        <w:rPr>
-          <w:rStyle w:val="VerbatimChar"/>
-        </w:rPr>
-        <w:t xml:space="preserve">│                                                             │</w:t>
-      </w:r>
-      <w:r>
-        <w:br/>
-      </w:r>
-      <w:r>
-        <w:rPr>
-          <w:rStyle w:val="VerbatimChar"/>
-        </w:rPr>
-        <w:t xml:space="preserve">│  📊 Collection     📈 Activity      👥 Users                │</w:t>
-      </w:r>
-      <w:r>
-        <w:br/>
-      </w:r>
-      <w:r>
-        <w:rPr>
-          <w:rStyle w:val="VerbatimChar"/>
-        </w:rPr>
-        <w:t xml:space="preserve">│     Reports           Reports          Reports              │</w:t>
-      </w:r>
-      <w:r>
-        <w:br/>
-      </w:r>
-      <w:r>
-        <w:rPr>
-          <w:rStyle w:val="VerbatimChar"/>
-        </w:rPr>
-        <w:t xml:space="preserve">│        │                 │                │                 │</w:t>
-      </w:r>
-      <w:r>
-        <w:br/>
-      </w:r>
-      <w:r>
-        <w:rPr>
-          <w:rStyle w:val="VerbatimChar"/>
-        </w:rPr>
-        <w:t xml:space="preserve">│        ▼                 ▼                ▼                 │</w:t>
-      </w:r>
-      <w:r>
-        <w:br/>
-      </w:r>
-      <w:r>
-        <w:rPr>
-          <w:rStyle w:val="VerbatimChar"/>
-        </w:rPr>
-        <w:t xml:space="preserve">│   Holdings          Usage Stats      Access Logs            │</w:t>
-      </w:r>
-      <w:r>
-        <w:br/>
-      </w:r>
-      <w:r>
-        <w:rPr>
-          <w:rStyle w:val="VerbatimChar"/>
-        </w:rPr>
-        <w:t xml:space="preserve">│   Statistics        Popular Items    Permissions            │</w:t>
-      </w:r>
-      <w:r>
-        <w:br/>
-      </w:r>
-      <w:r>
-        <w:rPr>
-          <w:rStyle w:val="VerbatimChar"/>
-        </w:rPr>
-        <w:t xml:space="preserve">│   Formats           Downloads        Registrations          │</w:t>
-      </w:r>
-      <w:r>
-        <w:br/>
-      </w:r>
-      <w:r>
-        <w:rPr>
-          <w:rStyle w:val="VerbatimChar"/>
-        </w:rPr>
-        <w:t xml:space="preserve">│                                                             │</w:t>
-      </w:r>
-      <w:r>
-        <w:br/>
-      </w:r>
-      <w:r>
-        <w:rPr>
-          <w:rStyle w:val="VerbatimChar"/>
-        </w:rPr>
-        <w:t xml:space="preserve">└─────────────────────────────────────────────────────────────┘</w:t>
+        <w:pStyle w:val="FirstParagraph"/>
+      </w:pPr>
+      <w:r>
+        <w:t xml:space="preserve">REPORTS</w:t>
+      </w:r>
+      <w:r>
+        <w:t xml:space="preserve">DASHBOARD</w:t>
+      </w:r>
+      <w:r>
+        <w:t xml:space="preserve">📊</w:t>
+      </w:r>
+      <w:r>
+        <w:t xml:space="preserve">Collection</w:t>
+      </w:r>
+      <w:r>
+        <w:t xml:space="preserve">📈</w:t>
+      </w:r>
+      <w:r>
+        <w:t xml:space="preserve">Activity</w:t>
+      </w:r>
+      <w:r>
+        <w:t xml:space="preserve">👥</w:t>
+      </w:r>
+      <w:r>
+        <w:t xml:space="preserve">Users</w:t>
+      </w:r>
+      <w:r>
+        <w:t xml:space="preserve">Reports</w:t>
+      </w:r>
+      <w:r>
+        <w:t xml:space="preserve">Reports</w:t>
+      </w:r>
+      <w:r>
+        <w:t xml:space="preserve">Reports</w:t>
+      </w:r>
+      <w:r>
+        <w:t xml:space="preserve">Holdings</w:t>
+      </w:r>
+      <w:r>
+        <w:t xml:space="preserve">Usage</w:t>
+      </w:r>
+      <w:r>
+        <w:t xml:space="preserve">Stats</w:t>
+      </w:r>
+      <w:r>
+        <w:t xml:space="preserve">Access</w:t>
+      </w:r>
+      <w:r>
+        <w:t xml:space="preserve">Logs</w:t>
+      </w:r>
+      <w:r>
+        <w:t xml:space="preserve">Statistics</w:t>
+      </w:r>
+      <w:r>
+        <w:t xml:space="preserve">Popular</w:t>
+      </w:r>
+      <w:r>
+        <w:t xml:space="preserve">Items</w:t>
+      </w:r>
+      <w:r>
+        <w:t xml:space="preserve">Permissions</w:t>
+      </w:r>
+      <w:r>
+        <w:t xml:space="preserve">Formats</w:t>
+      </w:r>
+      <w:r>
+        <w:t xml:space="preserve">Downloads</w:t>
+      </w:r>
+      <w:r>
+        <w:t xml:space="preserve">Registrations</w:t>
       </w:r>
     </w:p>
     <w:p>
@@ -199,121 +154,91 @@
     </w:p>
     <w:p>
       <w:pPr>
-        <w:pStyle w:val="SourceCode"/>
-      </w:pPr>
-      <w:r>
-        <w:rPr>
-          <w:rStyle w:val="VerbatimChar"/>
-        </w:rPr>
-        <w:t xml:space="preserve">  Main Menu</w:t>
-      </w:r>
-      <w:r>
-        <w:br/>
-      </w:r>
-      <w:r>
-        <w:rPr>
-          <w:rStyle w:val="VerbatimChar"/>
-        </w:rPr>
-        <w:t xml:space="preserve">      │</w:t>
-      </w:r>
-      <w:r>
-        <w:br/>
-      </w:r>
-      <w:r>
-        <w:rPr>
-          <w:rStyle w:val="VerbatimChar"/>
-        </w:rPr>
-        <w:t xml:space="preserve">      ▼</w:t>
-      </w:r>
-      <w:r>
-        <w:br/>
-      </w:r>
-      <w:r>
-        <w:rPr>
-          <w:rStyle w:val="VerbatimChar"/>
-        </w:rPr>
-        <w:t xml:space="preserve">   Admin</w:t>
-      </w:r>
-      <w:r>
-        <w:br/>
-      </w:r>
-      <w:r>
-        <w:rPr>
-          <w:rStyle w:val="VerbatimChar"/>
-        </w:rPr>
-        <w:t xml:space="preserve">      │</w:t>
-      </w:r>
-      <w:r>
-        <w:br/>
-      </w:r>
-      <w:r>
-        <w:rPr>
-          <w:rStyle w:val="VerbatimChar"/>
-        </w:rPr>
-        <w:t xml:space="preserve">      ▼</w:t>
-      </w:r>
-      <w:r>
-        <w:br/>
-      </w:r>
-      <w:r>
-        <w:rPr>
-          <w:rStyle w:val="VerbatimChar"/>
-        </w:rPr>
-        <w:t xml:space="preserve">   Reports ──────────────────────────────────────────────────┐</w:t>
-      </w:r>
-      <w:r>
-        <w:br/>
-      </w:r>
-      <w:r>
-        <w:rPr>
-          <w:rStyle w:val="VerbatimChar"/>
-        </w:rPr>
-        <w:t xml:space="preserve">      │                                                       │</w:t>
-      </w:r>
-      <w:r>
-        <w:br/>
-      </w:r>
-      <w:r>
-        <w:rPr>
-          <w:rStyle w:val="VerbatimChar"/>
-        </w:rPr>
-        <w:t xml:space="preserve">      ├──▶ Collection Reports    (holdings, formats, gaps)    │</w:t>
-      </w:r>
-      <w:r>
-        <w:br/>
-      </w:r>
-      <w:r>
-        <w:rPr>
-          <w:rStyle w:val="VerbatimChar"/>
-        </w:rPr>
-        <w:t xml:space="preserve">      ├──▶ Activity Reports      (usage, downloads, views)    │</w:t>
-      </w:r>
-      <w:r>
-        <w:br/>
-      </w:r>
-      <w:r>
-        <w:rPr>
-          <w:rStyle w:val="VerbatimChar"/>
-        </w:rPr>
-        <w:t xml:space="preserve">      ├──▶ User Reports          (access, permissions)        │</w:t>
-      </w:r>
-      <w:r>
-        <w:br/>
-      </w:r>
-      <w:r>
-        <w:rPr>
-          <w:rStyle w:val="VerbatimChar"/>
-        </w:rPr>
-        <w:t xml:space="preserve">      ├──▶ Compliance Reports    (POPIA, audits, retention)   │</w:t>
-      </w:r>
-      <w:r>
-        <w:br/>
-      </w:r>
-      <w:r>
-        <w:rPr>
-          <w:rStyle w:val="VerbatimChar"/>
-        </w:rPr>
-        <w:t xml:space="preserve">      └──▶ Custom Reports        (build your own)             │</w:t>
+        <w:pStyle w:val="FirstParagraph"/>
+      </w:pPr>
+      <w:r>
+        <w:t xml:space="preserve">Main</w:t>
+      </w:r>
+      <w:r>
+        <w:t xml:space="preserve">Menu</w:t>
+      </w:r>
+      <w:r>
+        <w:t xml:space="preserve">Admin</w:t>
+      </w:r>
+      <w:r>
+        <w:t xml:space="preserve">Reports</w:t>
+      </w:r>
+      <w:r>
+        <w:t xml:space="preserve">Collection</w:t>
+      </w:r>
+      <w:r>
+        <w:t xml:space="preserve">Reports</w:t>
+      </w:r>
+      <w:r>
+        <w:t xml:space="preserve">(holdings,</w:t>
+      </w:r>
+      <w:r>
+        <w:t xml:space="preserve">formats,</w:t>
+      </w:r>
+      <w:r>
+        <w:t xml:space="preserve">gaps)</w:t>
+      </w:r>
+      <w:r>
+        <w:t xml:space="preserve">Activity</w:t>
+      </w:r>
+      <w:r>
+        <w:t xml:space="preserve">Reports</w:t>
+      </w:r>
+      <w:r>
+        <w:t xml:space="preserve">(usage,</w:t>
+      </w:r>
+      <w:r>
+        <w:t xml:space="preserve">downloads,</w:t>
+      </w:r>
+      <w:r>
+        <w:t xml:space="preserve">views)</w:t>
+      </w:r>
+      <w:r>
+        <w:t xml:space="preserve">User</w:t>
+      </w:r>
+      <w:r>
+        <w:t xml:space="preserve">Reports</w:t>
+      </w:r>
+      <w:r>
+        <w:t xml:space="preserve">(access,</w:t>
+      </w:r>
+      <w:r>
+        <w:t xml:space="preserve">permissions)</w:t>
+      </w:r>
+      <w:r>
+        <w:t xml:space="preserve">Compliance</w:t>
+      </w:r>
+      <w:r>
+        <w:t xml:space="preserve">Reports</w:t>
+      </w:r>
+      <w:r>
+        <w:t xml:space="preserve">(POPIA,</w:t>
+      </w:r>
+      <w:r>
+        <w:t xml:space="preserve">audits,</w:t>
+      </w:r>
+      <w:r>
+        <w:t xml:space="preserve">retention)</w:t>
+      </w:r>
+      <w:r>
+        <w:t xml:space="preserve">Custom</w:t>
+      </w:r>
+      <w:r>
+        <w:t xml:space="preserve">Reports</w:t>
+      </w:r>
+      <w:r>
+        <w:t xml:space="preserve">(build</w:t>
+      </w:r>
+      <w:r>
+        <w:t xml:space="preserve">your</w:t>
+      </w:r>
+      <w:r>
+        <w:t xml:space="preserve">own)</w:t>
       </w:r>
     </w:p>
     <w:p>
@@ -344,211 +269,154 @@
     </w:p>
     <w:p>
       <w:pPr>
-        <w:pStyle w:val="SourceCode"/>
-      </w:pPr>
-      <w:r>
-        <w:rPr>
-          <w:rStyle w:val="VerbatimChar"/>
-        </w:rPr>
-        <w:t xml:space="preserve">┌─────────────────────────────────────────────────────────────┐</w:t>
-      </w:r>
-      <w:r>
-        <w:br/>
-      </w:r>
-      <w:r>
-        <w:rPr>
-          <w:rStyle w:val="VerbatimChar"/>
-        </w:rPr>
-        <w:t xml:space="preserve">│  COLLECTION REPORTS                                         │</w:t>
-      </w:r>
-      <w:r>
-        <w:br/>
-      </w:r>
-      <w:r>
-        <w:rPr>
-          <w:rStyle w:val="VerbatimChar"/>
-        </w:rPr>
-        <w:t xml:space="preserve">├─────────────────────────────────────────────────────────────┤</w:t>
-      </w:r>
-      <w:r>
-        <w:br/>
-      </w:r>
-      <w:r>
-        <w:rPr>
-          <w:rStyle w:val="VerbatimChar"/>
-        </w:rPr>
-        <w:t xml:space="preserve">│                                                             │</w:t>
-      </w:r>
-      <w:r>
-        <w:br/>
-      </w:r>
-      <w:r>
-        <w:rPr>
-          <w:rStyle w:val="VerbatimChar"/>
-        </w:rPr>
-        <w:t xml:space="preserve">│  📦 Holdings Summary                                        │</w:t>
-      </w:r>
-      <w:r>
-        <w:br/>
-      </w:r>
-      <w:r>
-        <w:rPr>
-          <w:rStyle w:val="VerbatimChar"/>
-        </w:rPr>
-        <w:t xml:space="preserve">│     Total records by level (fonds, series, items)           │</w:t>
-      </w:r>
-      <w:r>
-        <w:br/>
-      </w:r>
-      <w:r>
-        <w:rPr>
-          <w:rStyle w:val="VerbatimChar"/>
-        </w:rPr>
-        <w:t xml:space="preserve">│                                                             │</w:t>
-      </w:r>
-      <w:r>
-        <w:br/>
-      </w:r>
-      <w:r>
-        <w:rPr>
-          <w:rStyle w:val="VerbatimChar"/>
-        </w:rPr>
-        <w:t xml:space="preserve">│  📁 Repository Statistics                                   │</w:t>
-      </w:r>
-      <w:r>
-        <w:br/>
-      </w:r>
-      <w:r>
-        <w:rPr>
-          <w:rStyle w:val="VerbatimChar"/>
-        </w:rPr>
-        <w:t xml:space="preserve">│     Records per repository/department                       │</w:t>
-      </w:r>
-      <w:r>
-        <w:br/>
-      </w:r>
-      <w:r>
-        <w:rPr>
-          <w:rStyle w:val="VerbatimChar"/>
-        </w:rPr>
-        <w:t xml:space="preserve">│                                                             │</w:t>
-      </w:r>
-      <w:r>
-        <w:br/>
-      </w:r>
-      <w:r>
-        <w:rPr>
-          <w:rStyle w:val="VerbatimChar"/>
-        </w:rPr>
-        <w:t xml:space="preserve">│  📅 Date Coverage                                           │</w:t>
-      </w:r>
-      <w:r>
-        <w:br/>
-      </w:r>
-      <w:r>
-        <w:rPr>
-          <w:rStyle w:val="VerbatimChar"/>
-        </w:rPr>
-        <w:t xml:space="preserve">│     Time periods covered in collection                      │</w:t>
-      </w:r>
-      <w:r>
-        <w:br/>
-      </w:r>
-      <w:r>
-        <w:rPr>
-          <w:rStyle w:val="VerbatimChar"/>
-        </w:rPr>
-        <w:t xml:space="preserve">│                                                             │</w:t>
-      </w:r>
-      <w:r>
-        <w:br/>
-      </w:r>
-      <w:r>
-        <w:rPr>
-          <w:rStyle w:val="VerbatimChar"/>
-        </w:rPr>
-        <w:t xml:space="preserve">│  🏷️ Subject Analysis                                        │</w:t>
-      </w:r>
-      <w:r>
-        <w:br/>
-      </w:r>
-      <w:r>
-        <w:rPr>
-          <w:rStyle w:val="VerbatimChar"/>
-        </w:rPr>
-        <w:t xml:space="preserve">│     Most common subjects and access points                  │</w:t>
-      </w:r>
-      <w:r>
-        <w:br/>
-      </w:r>
-      <w:r>
-        <w:rPr>
-          <w:rStyle w:val="VerbatimChar"/>
-        </w:rPr>
-        <w:t xml:space="preserve">│                                                             │</w:t>
-      </w:r>
-      <w:r>
-        <w:br/>
-      </w:r>
-      <w:r>
-        <w:rPr>
-          <w:rStyle w:val="VerbatimChar"/>
-        </w:rPr>
-        <w:t xml:space="preserve">│  💾 Digital Objects                                         │</w:t>
-      </w:r>
-      <w:r>
-        <w:br/>
-      </w:r>
-      <w:r>
-        <w:rPr>
-          <w:rStyle w:val="VerbatimChar"/>
-        </w:rPr>
-        <w:t xml:space="preserve">│     File formats, sizes, storage used                       │</w:t>
-      </w:r>
-      <w:r>
-        <w:br/>
-      </w:r>
-      <w:r>
-        <w:rPr>
-          <w:rStyle w:val="VerbatimChar"/>
-        </w:rPr>
-        <w:t xml:space="preserve">│                                                             │</w:t>
-      </w:r>
-      <w:r>
-        <w:br/>
-      </w:r>
-      <w:r>
-        <w:rPr>
-          <w:rStyle w:val="VerbatimChar"/>
-        </w:rPr>
-        <w:t xml:space="preserve">│  📋 Completeness                                            │</w:t>
-      </w:r>
-      <w:r>
-        <w:br/>
-      </w:r>
-      <w:r>
-        <w:rPr>
-          <w:rStyle w:val="VerbatimChar"/>
-        </w:rPr>
-        <w:t xml:space="preserve">│     Records missing required fields                         │</w:t>
-      </w:r>
-      <w:r>
-        <w:br/>
-      </w:r>
-      <w:r>
-        <w:rPr>
-          <w:rStyle w:val="VerbatimChar"/>
-        </w:rPr>
-        <w:t xml:space="preserve">│                                                             │</w:t>
-      </w:r>
-      <w:r>
-        <w:br/>
-      </w:r>
-      <w:r>
-        <w:rPr>
-          <w:rStyle w:val="VerbatimChar"/>
-        </w:rPr>
-        <w:t xml:space="preserve">└─────────────────────────────────────────────────────────────┘</w:t>
+        <w:pStyle w:val="FirstParagraph"/>
+      </w:pPr>
+      <w:r>
+        <w:t xml:space="preserve">COLLECTION</w:t>
+      </w:r>
+      <w:r>
+        <w:t xml:space="preserve">REPORTS</w:t>
+      </w:r>
+      <w:r>
+        <w:t xml:space="preserve">📦</w:t>
+      </w:r>
+      <w:r>
+        <w:t xml:space="preserve">Holdings</w:t>
+      </w:r>
+      <w:r>
+        <w:t xml:space="preserve">Summary</w:t>
+      </w:r>
+      <w:r>
+        <w:t xml:space="preserve">Total</w:t>
+      </w:r>
+      <w:r>
+        <w:t xml:space="preserve">records</w:t>
+      </w:r>
+      <w:r>
+        <w:t xml:space="preserve">by</w:t>
+      </w:r>
+      <w:r>
+        <w:t xml:space="preserve">level</w:t>
+      </w:r>
+      <w:r>
+        <w:t xml:space="preserve">(fonds,</w:t>
+      </w:r>
+      <w:r>
+        <w:t xml:space="preserve">series,</w:t>
+      </w:r>
+      <w:r>
+        <w:t xml:space="preserve">items)</w:t>
+      </w:r>
+      <w:r>
+        <w:t xml:space="preserve">📁</w:t>
+      </w:r>
+      <w:r>
+        <w:t xml:space="preserve">Repository</w:t>
+      </w:r>
+      <w:r>
+        <w:t xml:space="preserve">Statistics</w:t>
+      </w:r>
+      <w:r>
+        <w:t xml:space="preserve">Records</w:t>
+      </w:r>
+      <w:r>
+        <w:t xml:space="preserve">per</w:t>
+      </w:r>
+      <w:r>
+        <w:t xml:space="preserve">repository/department</w:t>
+      </w:r>
+      <w:r>
+        <w:t xml:space="preserve">📅</w:t>
+      </w:r>
+      <w:r>
+        <w:t xml:space="preserve">Date</w:t>
+      </w:r>
+      <w:r>
+        <w:t xml:space="preserve">Coverage</w:t>
+      </w:r>
+      <w:r>
+        <w:t xml:space="preserve">Time</w:t>
+      </w:r>
+      <w:r>
+        <w:t xml:space="preserve">periods</w:t>
+      </w:r>
+      <w:r>
+        <w:t xml:space="preserve">covered</w:t>
+      </w:r>
+      <w:r>
+        <w:t xml:space="preserve">in</w:t>
+      </w:r>
+      <w:r>
+        <w:t xml:space="preserve">collection</w:t>
+      </w:r>
+      <w:r>
+        <w:t xml:space="preserve">🏷️</w:t>
+      </w:r>
+      <w:r>
+        <w:t xml:space="preserve">Subject</w:t>
+      </w:r>
+      <w:r>
+        <w:t xml:space="preserve">Analysis</w:t>
+      </w:r>
+      <w:r>
+        <w:t xml:space="preserve">Most</w:t>
+      </w:r>
+      <w:r>
+        <w:t xml:space="preserve">common</w:t>
+      </w:r>
+      <w:r>
+        <w:t xml:space="preserve">subjects</w:t>
+      </w:r>
+      <w:r>
+        <w:t xml:space="preserve">and</w:t>
+      </w:r>
+      <w:r>
+        <w:t xml:space="preserve">access</w:t>
+      </w:r>
+      <w:r>
+        <w:t xml:space="preserve">points</w:t>
+      </w:r>
+      <w:r>
+        <w:t xml:space="preserve">💾</w:t>
+      </w:r>
+      <w:r>
+        <w:t xml:space="preserve">Digital</w:t>
+      </w:r>
+      <w:r>
+        <w:t xml:space="preserve">Objects</w:t>
+      </w:r>
+      <w:r>
+        <w:t xml:space="preserve">File</w:t>
+      </w:r>
+      <w:r>
+        <w:t xml:space="preserve">formats,</w:t>
+      </w:r>
+      <w:r>
+        <w:t xml:space="preserve">sizes,</w:t>
+      </w:r>
+      <w:r>
+        <w:t xml:space="preserve">storage</w:t>
+      </w:r>
+      <w:r>
+        <w:t xml:space="preserve">used</w:t>
+      </w:r>
+      <w:r>
+        <w:t xml:space="preserve">📋</w:t>
+      </w:r>
+      <w:r>
+        <w:t xml:space="preserve">Completeness</w:t>
+      </w:r>
+      <w:r>
+        <w:t xml:space="preserve">Records</w:t>
+      </w:r>
+      <w:r>
+        <w:t xml:space="preserve">missing</w:t>
+      </w:r>
+      <w:r>
+        <w:t xml:space="preserve">required</w:t>
+      </w:r>
+      <w:r>
+        <w:t xml:space="preserve">fields</w:t>
       </w:r>
     </w:p>
     <w:bookmarkEnd w:id="23"/>
@@ -648,184 +516,142 @@
     </w:p>
     <w:p>
       <w:pPr>
-        <w:pStyle w:val="SourceCode"/>
-      </w:pPr>
-      <w:r>
-        <w:rPr>
-          <w:rStyle w:val="VerbatimChar"/>
-        </w:rPr>
-        <w:t xml:space="preserve">┌─────────────────────────────────────────────────────────────┐</w:t>
-      </w:r>
-      <w:r>
-        <w:br/>
-      </w:r>
-      <w:r>
-        <w:rPr>
-          <w:rStyle w:val="VerbatimChar"/>
-        </w:rPr>
-        <w:t xml:space="preserve">│  ACTIVITY REPORTS                                           │</w:t>
-      </w:r>
-      <w:r>
-        <w:br/>
-      </w:r>
-      <w:r>
-        <w:rPr>
-          <w:rStyle w:val="VerbatimChar"/>
-        </w:rPr>
-        <w:t xml:space="preserve">├─────────────────────────────────────────────────────────────┤</w:t>
-      </w:r>
-      <w:r>
-        <w:br/>
-      </w:r>
-      <w:r>
-        <w:rPr>
-          <w:rStyle w:val="VerbatimChar"/>
-        </w:rPr>
-        <w:t xml:space="preserve">│                                                             │</w:t>
-      </w:r>
-      <w:r>
-        <w:br/>
-      </w:r>
-      <w:r>
-        <w:rPr>
-          <w:rStyle w:val="VerbatimChar"/>
-        </w:rPr>
-        <w:t xml:space="preserve">│  👁️ Most Viewed Records                                     │</w:t>
-      </w:r>
-      <w:r>
-        <w:br/>
-      </w:r>
-      <w:r>
-        <w:rPr>
-          <w:rStyle w:val="VerbatimChar"/>
-        </w:rPr>
-        <w:t xml:space="preserve">│     Popular items in your collection                        │</w:t>
-      </w:r>
-      <w:r>
-        <w:br/>
-      </w:r>
-      <w:r>
-        <w:rPr>
-          <w:rStyle w:val="VerbatimChar"/>
-        </w:rPr>
-        <w:t xml:space="preserve">│                                                             │</w:t>
-      </w:r>
-      <w:r>
-        <w:br/>
-      </w:r>
-      <w:r>
-        <w:rPr>
-          <w:rStyle w:val="VerbatimChar"/>
-        </w:rPr>
-        <w:t xml:space="preserve">│  📥 Download Statistics                                     │</w:t>
-      </w:r>
-      <w:r>
-        <w:br/>
-      </w:r>
-      <w:r>
-        <w:rPr>
-          <w:rStyle w:val="VerbatimChar"/>
-        </w:rPr>
-        <w:t xml:space="preserve">│     Files downloaded, by type and user                      │</w:t>
-      </w:r>
-      <w:r>
-        <w:br/>
-      </w:r>
-      <w:r>
-        <w:rPr>
-          <w:rStyle w:val="VerbatimChar"/>
-        </w:rPr>
-        <w:t xml:space="preserve">│                                                             │</w:t>
-      </w:r>
-      <w:r>
-        <w:br/>
-      </w:r>
-      <w:r>
-        <w:rPr>
-          <w:rStyle w:val="VerbatimChar"/>
-        </w:rPr>
-        <w:t xml:space="preserve">│  🔍 Search Analysis                                         │</w:t>
-      </w:r>
-      <w:r>
-        <w:br/>
-      </w:r>
-      <w:r>
-        <w:rPr>
-          <w:rStyle w:val="VerbatimChar"/>
-        </w:rPr>
-        <w:t xml:space="preserve">│     What users are searching for                            │</w:t>
-      </w:r>
-      <w:r>
-        <w:br/>
-      </w:r>
-      <w:r>
-        <w:rPr>
-          <w:rStyle w:val="VerbatimChar"/>
-        </w:rPr>
-        <w:t xml:space="preserve">│                                                             │</w:t>
-      </w:r>
-      <w:r>
-        <w:br/>
-      </w:r>
-      <w:r>
-        <w:rPr>
-          <w:rStyle w:val="VerbatimChar"/>
-        </w:rPr>
-        <w:t xml:space="preserve">│  📈 Usage Trends                                            │</w:t>
-      </w:r>
-      <w:r>
-        <w:br/>
-      </w:r>
-      <w:r>
-        <w:rPr>
-          <w:rStyle w:val="VerbatimChar"/>
-        </w:rPr>
-        <w:t xml:space="preserve">│     Activity over time (daily, weekly, monthly)             │</w:t>
-      </w:r>
-      <w:r>
-        <w:br/>
-      </w:r>
-      <w:r>
-        <w:rPr>
-          <w:rStyle w:val="VerbatimChar"/>
-        </w:rPr>
-        <w:t xml:space="preserve">│                                                             │</w:t>
-      </w:r>
-      <w:r>
-        <w:br/>
-      </w:r>
-      <w:r>
-        <w:rPr>
-          <w:rStyle w:val="VerbatimChar"/>
-        </w:rPr>
-        <w:t xml:space="preserve">│  🌍 Geographic Access                                       │</w:t>
-      </w:r>
-      <w:r>
-        <w:br/>
-      </w:r>
-      <w:r>
-        <w:rPr>
-          <w:rStyle w:val="VerbatimChar"/>
-        </w:rPr>
-        <w:t xml:space="preserve">│     Where your users are located                            │</w:t>
-      </w:r>
-      <w:r>
-        <w:br/>
-      </w:r>
-      <w:r>
-        <w:rPr>
-          <w:rStyle w:val="VerbatimChar"/>
-        </w:rPr>
-        <w:t xml:space="preserve">│                                                             │</w:t>
-      </w:r>
-      <w:r>
-        <w:br/>
-      </w:r>
-      <w:r>
-        <w:rPr>
-          <w:rStyle w:val="VerbatimChar"/>
-        </w:rPr>
-        <w:t xml:space="preserve">└─────────────────────────────────────────────────────────────┘</w:t>
+        <w:pStyle w:val="FirstParagraph"/>
+      </w:pPr>
+      <w:r>
+        <w:t xml:space="preserve">ACTIVITY</w:t>
+      </w:r>
+      <w:r>
+        <w:t xml:space="preserve">REPORTS</w:t>
+      </w:r>
+      <w:r>
+        <w:t xml:space="preserve">👁️</w:t>
+      </w:r>
+      <w:r>
+        <w:t xml:space="preserve">Most</w:t>
+      </w:r>
+      <w:r>
+        <w:t xml:space="preserve">Viewed</w:t>
+      </w:r>
+      <w:r>
+        <w:t xml:space="preserve">Records</w:t>
+      </w:r>
+      <w:r>
+        <w:t xml:space="preserve">Popular</w:t>
+      </w:r>
+      <w:r>
+        <w:t xml:space="preserve">items</w:t>
+      </w:r>
+      <w:r>
+        <w:t xml:space="preserve">in</w:t>
+      </w:r>
+      <w:r>
+        <w:t xml:space="preserve">your</w:t>
+      </w:r>
+      <w:r>
+        <w:t xml:space="preserve">collection</w:t>
+      </w:r>
+      <w:r>
+        <w:t xml:space="preserve">📥</w:t>
+      </w:r>
+      <w:r>
+        <w:t xml:space="preserve">Download</w:t>
+      </w:r>
+      <w:r>
+        <w:t xml:space="preserve">Statistics</w:t>
+      </w:r>
+      <w:r>
+        <w:t xml:space="preserve">Files</w:t>
+      </w:r>
+      <w:r>
+        <w:t xml:space="preserve">downloaded,</w:t>
+      </w:r>
+      <w:r>
+        <w:t xml:space="preserve">by</w:t>
+      </w:r>
+      <w:r>
+        <w:t xml:space="preserve">type</w:t>
+      </w:r>
+      <w:r>
+        <w:t xml:space="preserve">and</w:t>
+      </w:r>
+      <w:r>
+        <w:t xml:space="preserve">user</w:t>
+      </w:r>
+      <w:r>
+        <w:t xml:space="preserve">🔍</w:t>
+      </w:r>
+      <w:r>
+        <w:t xml:space="preserve">Search</w:t>
+      </w:r>
+      <w:r>
+        <w:t xml:space="preserve">Analysis</w:t>
+      </w:r>
+      <w:r>
+        <w:t xml:space="preserve">What</w:t>
+      </w:r>
+      <w:r>
+        <w:t xml:space="preserve">users</w:t>
+      </w:r>
+      <w:r>
+        <w:t xml:space="preserve">are</w:t>
+      </w:r>
+      <w:r>
+        <w:t xml:space="preserve">searching</w:t>
+      </w:r>
+      <w:r>
+        <w:t xml:space="preserve">for</w:t>
+      </w:r>
+      <w:r>
+        <w:t xml:space="preserve">📈</w:t>
+      </w:r>
+      <w:r>
+        <w:t xml:space="preserve">Usage</w:t>
+      </w:r>
+      <w:r>
+        <w:t xml:space="preserve">Trends</w:t>
+      </w:r>
+      <w:r>
+        <w:t xml:space="preserve">Activity</w:t>
+      </w:r>
+      <w:r>
+        <w:t xml:space="preserve">over</w:t>
+      </w:r>
+      <w:r>
+        <w:t xml:space="preserve">time</w:t>
+      </w:r>
+      <w:r>
+        <w:t xml:space="preserve">(daily,</w:t>
+      </w:r>
+      <w:r>
+        <w:t xml:space="preserve">weekly,</w:t>
+      </w:r>
+      <w:r>
+        <w:t xml:space="preserve">monthly)</w:t>
+      </w:r>
+      <w:r>
+        <w:t xml:space="preserve">🌍</w:t>
+      </w:r>
+      <w:r>
+        <w:t xml:space="preserve">Geographic</w:t>
+      </w:r>
+      <w:r>
+        <w:t xml:space="preserve">Access</w:t>
+      </w:r>
+      <w:r>
+        <w:t xml:space="preserve">Where</w:t>
+      </w:r>
+      <w:r>
+        <w:t xml:space="preserve">your</w:t>
+      </w:r>
+      <w:r>
+        <w:t xml:space="preserve">users</w:t>
+      </w:r>
+      <w:r>
+        <w:t xml:space="preserve">are</w:t>
+      </w:r>
+      <w:r>
+        <w:t xml:space="preserve">located</w:t>
       </w:r>
     </w:p>
     <w:p>
@@ -857,184 +683,127 @@
     </w:p>
     <w:p>
       <w:pPr>
-        <w:pStyle w:val="SourceCode"/>
-      </w:pPr>
-      <w:r>
-        <w:rPr>
-          <w:rStyle w:val="VerbatimChar"/>
-        </w:rPr>
-        <w:t xml:space="preserve">┌─────────────────────────────────────────────────────────────┐</w:t>
-      </w:r>
-      <w:r>
-        <w:br/>
-      </w:r>
-      <w:r>
-        <w:rPr>
-          <w:rStyle w:val="VerbatimChar"/>
-        </w:rPr>
-        <w:t xml:space="preserve">│  USER REPORTS                                               │</w:t>
-      </w:r>
-      <w:r>
-        <w:br/>
-      </w:r>
-      <w:r>
-        <w:rPr>
-          <w:rStyle w:val="VerbatimChar"/>
-        </w:rPr>
-        <w:t xml:space="preserve">├─────────────────────────────────────────────────────────────┤</w:t>
-      </w:r>
-      <w:r>
-        <w:br/>
-      </w:r>
-      <w:r>
-        <w:rPr>
-          <w:rStyle w:val="VerbatimChar"/>
-        </w:rPr>
-        <w:t xml:space="preserve">│                                                             │</w:t>
-      </w:r>
-      <w:r>
-        <w:br/>
-      </w:r>
-      <w:r>
-        <w:rPr>
-          <w:rStyle w:val="VerbatimChar"/>
-        </w:rPr>
-        <w:t xml:space="preserve">│  👥 User List                                               │</w:t>
-      </w:r>
-      <w:r>
-        <w:br/>
-      </w:r>
-      <w:r>
-        <w:rPr>
-          <w:rStyle w:val="VerbatimChar"/>
-        </w:rPr>
-        <w:t xml:space="preserve">│     All registered users and roles                          │</w:t>
-      </w:r>
-      <w:r>
-        <w:br/>
-      </w:r>
-      <w:r>
-        <w:rPr>
-          <w:rStyle w:val="VerbatimChar"/>
-        </w:rPr>
-        <w:t xml:space="preserve">│                                                             │</w:t>
-      </w:r>
-      <w:r>
-        <w:br/>
-      </w:r>
-      <w:r>
-        <w:rPr>
-          <w:rStyle w:val="VerbatimChar"/>
-        </w:rPr>
-        <w:t xml:space="preserve">│  🔐 Permission Summary                                      │</w:t>
-      </w:r>
-      <w:r>
-        <w:br/>
-      </w:r>
-      <w:r>
-        <w:rPr>
-          <w:rStyle w:val="VerbatimChar"/>
-        </w:rPr>
-        <w:t xml:space="preserve">│     Who can access what                                     │</w:t>
-      </w:r>
-      <w:r>
-        <w:br/>
-      </w:r>
-      <w:r>
-        <w:rPr>
-          <w:rStyle w:val="VerbatimChar"/>
-        </w:rPr>
-        <w:t xml:space="preserve">│                                                             │</w:t>
-      </w:r>
-      <w:r>
-        <w:br/>
-      </w:r>
-      <w:r>
-        <w:rPr>
-          <w:rStyle w:val="VerbatimChar"/>
-        </w:rPr>
-        <w:t xml:space="preserve">│  📝 Registration Report                                     │</w:t>
-      </w:r>
-      <w:r>
-        <w:br/>
-      </w:r>
-      <w:r>
-        <w:rPr>
-          <w:rStyle w:val="VerbatimChar"/>
-        </w:rPr>
-        <w:t xml:space="preserve">│     New user sign-ups over time                             │</w:t>
-      </w:r>
-      <w:r>
-        <w:br/>
-      </w:r>
-      <w:r>
-        <w:rPr>
-          <w:rStyle w:val="VerbatimChar"/>
-        </w:rPr>
-        <w:t xml:space="preserve">│                                                             │</w:t>
-      </w:r>
-      <w:r>
-        <w:br/>
-      </w:r>
-      <w:r>
-        <w:rPr>
-          <w:rStyle w:val="VerbatimChar"/>
-        </w:rPr>
-        <w:t xml:space="preserve">│  🕐 Login Activity                                          │</w:t>
-      </w:r>
-      <w:r>
-        <w:br/>
-      </w:r>
-      <w:r>
-        <w:rPr>
-          <w:rStyle w:val="VerbatimChar"/>
-        </w:rPr>
-        <w:t xml:space="preserve">│     User sessions and last access                           │</w:t>
-      </w:r>
-      <w:r>
-        <w:br/>
-      </w:r>
-      <w:r>
-        <w:rPr>
-          <w:rStyle w:val="VerbatimChar"/>
-        </w:rPr>
-        <w:t xml:space="preserve">│                                                             │</w:t>
-      </w:r>
-      <w:r>
-        <w:br/>
-      </w:r>
-      <w:r>
-        <w:rPr>
-          <w:rStyle w:val="VerbatimChar"/>
-        </w:rPr>
-        <w:t xml:space="preserve">│  📊 User Contributions                                      │</w:t>
-      </w:r>
-      <w:r>
-        <w:br/>
-      </w:r>
-      <w:r>
-        <w:rPr>
-          <w:rStyle w:val="VerbatimChar"/>
-        </w:rPr>
-        <w:t xml:space="preserve">│     Records created/edited per user                         │</w:t>
-      </w:r>
-      <w:r>
-        <w:br/>
-      </w:r>
-      <w:r>
-        <w:rPr>
-          <w:rStyle w:val="VerbatimChar"/>
-        </w:rPr>
-        <w:t xml:space="preserve">│                                                             │</w:t>
-      </w:r>
-      <w:r>
-        <w:br/>
-      </w:r>
-      <w:r>
-        <w:rPr>
-          <w:rStyle w:val="VerbatimChar"/>
-        </w:rPr>
-        <w:t xml:space="preserve">└─────────────────────────────────────────────────────────────┘</w:t>
+        <w:pStyle w:val="FirstParagraph"/>
+      </w:pPr>
+      <w:r>
+        <w:t xml:space="preserve">USER</w:t>
+      </w:r>
+      <w:r>
+        <w:t xml:space="preserve">REPORTS</w:t>
+      </w:r>
+      <w:r>
+        <w:t xml:space="preserve">👥</w:t>
+      </w:r>
+      <w:r>
+        <w:t xml:space="preserve">User</w:t>
+      </w:r>
+      <w:r>
+        <w:t xml:space="preserve">List</w:t>
+      </w:r>
+      <w:r>
+        <w:t xml:space="preserve">All</w:t>
+      </w:r>
+      <w:r>
+        <w:t xml:space="preserve">registered</w:t>
+      </w:r>
+      <w:r>
+        <w:t xml:space="preserve">users</w:t>
+      </w:r>
+      <w:r>
+        <w:t xml:space="preserve">and</w:t>
+      </w:r>
+      <w:r>
+        <w:t xml:space="preserve">roles</w:t>
+      </w:r>
+      <w:r>
+        <w:t xml:space="preserve">🔐</w:t>
+      </w:r>
+      <w:r>
+        <w:t xml:space="preserve">Permission</w:t>
+      </w:r>
+      <w:r>
+        <w:t xml:space="preserve">Summary</w:t>
+      </w:r>
+      <w:r>
+        <w:t xml:space="preserve">Who</w:t>
+      </w:r>
+      <w:r>
+        <w:t xml:space="preserve">can</w:t>
+      </w:r>
+      <w:r>
+        <w:t xml:space="preserve">access</w:t>
+      </w:r>
+      <w:r>
+        <w:t xml:space="preserve">what</w:t>
+      </w:r>
+      <w:r>
+        <w:t xml:space="preserve">📝</w:t>
+      </w:r>
+      <w:r>
+        <w:t xml:space="preserve">Registration</w:t>
+      </w:r>
+      <w:r>
+        <w:t xml:space="preserve">Report</w:t>
+      </w:r>
+      <w:r>
+        <w:t xml:space="preserve">New</w:t>
+      </w:r>
+      <w:r>
+        <w:t xml:space="preserve">user</w:t>
+      </w:r>
+      <w:r>
+        <w:t xml:space="preserve">sign-ups</w:t>
+      </w:r>
+      <w:r>
+        <w:t xml:space="preserve">over</w:t>
+      </w:r>
+      <w:r>
+        <w:t xml:space="preserve">time</w:t>
+      </w:r>
+      <w:r>
+        <w:t xml:space="preserve">🕐</w:t>
+      </w:r>
+      <w:r>
+        <w:t xml:space="preserve">Login</w:t>
+      </w:r>
+      <w:r>
+        <w:t xml:space="preserve">Activity</w:t>
+      </w:r>
+      <w:r>
+        <w:t xml:space="preserve">User</w:t>
+      </w:r>
+      <w:r>
+        <w:t xml:space="preserve">sessions</w:t>
+      </w:r>
+      <w:r>
+        <w:t xml:space="preserve">and</w:t>
+      </w:r>
+      <w:r>
+        <w:t xml:space="preserve">last</w:t>
+      </w:r>
+      <w:r>
+        <w:t xml:space="preserve">access</w:t>
+      </w:r>
+      <w:r>
+        <w:t xml:space="preserve">📊</w:t>
+      </w:r>
+      <w:r>
+        <w:t xml:space="preserve">User</w:t>
+      </w:r>
+      <w:r>
+        <w:t xml:space="preserve">Contributions</w:t>
+      </w:r>
+      <w:r>
+        <w:t xml:space="preserve">Records</w:t>
+      </w:r>
+      <w:r>
+        <w:t xml:space="preserve">created/edited</w:t>
+      </w:r>
+      <w:r>
+        <w:t xml:space="preserve">per</w:t>
+      </w:r>
+      <w:r>
+        <w:t xml:space="preserve">user</w:t>
       </w:r>
     </w:p>
     <w:p>
@@ -1066,184 +835,127 @@
     </w:p>
     <w:p>
       <w:pPr>
-        <w:pStyle w:val="SourceCode"/>
-      </w:pPr>
-      <w:r>
-        <w:rPr>
-          <w:rStyle w:val="VerbatimChar"/>
-        </w:rPr>
-        <w:t xml:space="preserve">┌─────────────────────────────────────────────────────────────┐</w:t>
-      </w:r>
-      <w:r>
-        <w:br/>
-      </w:r>
-      <w:r>
-        <w:rPr>
-          <w:rStyle w:val="VerbatimChar"/>
-        </w:rPr>
-        <w:t xml:space="preserve">│  COMPLIANCE REPORTS                                         │</w:t>
-      </w:r>
-      <w:r>
-        <w:br/>
-      </w:r>
-      <w:r>
-        <w:rPr>
-          <w:rStyle w:val="VerbatimChar"/>
-        </w:rPr>
-        <w:t xml:space="preserve">├─────────────────────────────────────────────────────────────┤</w:t>
-      </w:r>
-      <w:r>
-        <w:br/>
-      </w:r>
-      <w:r>
-        <w:rPr>
-          <w:rStyle w:val="VerbatimChar"/>
-        </w:rPr>
-        <w:t xml:space="preserve">│                                                             │</w:t>
-      </w:r>
-      <w:r>
-        <w:br/>
-      </w:r>
-      <w:r>
-        <w:rPr>
-          <w:rStyle w:val="VerbatimChar"/>
-        </w:rPr>
-        <w:t xml:space="preserve">│  🔒 Access Restrictions                                     │</w:t>
-      </w:r>
-      <w:r>
-        <w:br/>
-      </w:r>
-      <w:r>
-        <w:rPr>
-          <w:rStyle w:val="VerbatimChar"/>
-        </w:rPr>
-        <w:t xml:space="preserve">│     Embargoed and restricted records                        │</w:t>
-      </w:r>
-      <w:r>
-        <w:br/>
-      </w:r>
-      <w:r>
-        <w:rPr>
-          <w:rStyle w:val="VerbatimChar"/>
-        </w:rPr>
-        <w:t xml:space="preserve">│                                                             │</w:t>
-      </w:r>
-      <w:r>
-        <w:br/>
-      </w:r>
-      <w:r>
-        <w:rPr>
-          <w:rStyle w:val="VerbatimChar"/>
-        </w:rPr>
-        <w:t xml:space="preserve">│  📋 Retention Schedule                                      │</w:t>
-      </w:r>
-      <w:r>
-        <w:br/>
-      </w:r>
-      <w:r>
-        <w:rPr>
-          <w:rStyle w:val="VerbatimChar"/>
-        </w:rPr>
-        <w:t xml:space="preserve">│     Records approaching retention dates                     │</w:t>
-      </w:r>
-      <w:r>
-        <w:br/>
-      </w:r>
-      <w:r>
-        <w:rPr>
-          <w:rStyle w:val="VerbatimChar"/>
-        </w:rPr>
-        <w:t xml:space="preserve">│                                                             │</w:t>
-      </w:r>
-      <w:r>
-        <w:br/>
-      </w:r>
-      <w:r>
-        <w:rPr>
-          <w:rStyle w:val="VerbatimChar"/>
-        </w:rPr>
-        <w:t xml:space="preserve">│  🛡️ Privacy (POPIA/GDPR)                                    │</w:t>
-      </w:r>
-      <w:r>
-        <w:br/>
-      </w:r>
-      <w:r>
-        <w:rPr>
-          <w:rStyle w:val="VerbatimChar"/>
-        </w:rPr>
-        <w:t xml:space="preserve">│     Personal data processing activities                     │</w:t>
-      </w:r>
-      <w:r>
-        <w:br/>
-      </w:r>
-      <w:r>
-        <w:rPr>
-          <w:rStyle w:val="VerbatimChar"/>
-        </w:rPr>
-        <w:t xml:space="preserve">│                                                             │</w:t>
-      </w:r>
-      <w:r>
-        <w:br/>
-      </w:r>
-      <w:r>
-        <w:rPr>
-          <w:rStyle w:val="VerbatimChar"/>
-        </w:rPr>
-        <w:t xml:space="preserve">│  📜 Audit Trail                                             │</w:t>
-      </w:r>
-      <w:r>
-        <w:br/>
-      </w:r>
-      <w:r>
-        <w:rPr>
-          <w:rStyle w:val="VerbatimChar"/>
-        </w:rPr>
-        <w:t xml:space="preserve">│     System changes for compliance audits                    │</w:t>
-      </w:r>
-      <w:r>
-        <w:br/>
-      </w:r>
-      <w:r>
-        <w:rPr>
-          <w:rStyle w:val="VerbatimChar"/>
-        </w:rPr>
-        <w:t xml:space="preserve">│                                                             │</w:t>
-      </w:r>
-      <w:r>
-        <w:br/>
-      </w:r>
-      <w:r>
-        <w:rPr>
-          <w:rStyle w:val="VerbatimChar"/>
-        </w:rPr>
-        <w:t xml:space="preserve">│  🏛️ Heritage Accounting (GRAP 103)                          │</w:t>
-      </w:r>
-      <w:r>
-        <w:br/>
-      </w:r>
-      <w:r>
-        <w:rPr>
-          <w:rStyle w:val="VerbatimChar"/>
-        </w:rPr>
-        <w:t xml:space="preserve">│     Asset valuations and movements                          │</w:t>
-      </w:r>
-      <w:r>
-        <w:br/>
-      </w:r>
-      <w:r>
-        <w:rPr>
-          <w:rStyle w:val="VerbatimChar"/>
-        </w:rPr>
-        <w:t xml:space="preserve">│                                                             │</w:t>
-      </w:r>
-      <w:r>
-        <w:br/>
-      </w:r>
-      <w:r>
-        <w:rPr>
-          <w:rStyle w:val="VerbatimChar"/>
-        </w:rPr>
-        <w:t xml:space="preserve">└─────────────────────────────────────────────────────────────┘</w:t>
+        <w:pStyle w:val="FirstParagraph"/>
+      </w:pPr>
+      <w:r>
+        <w:t xml:space="preserve">COMPLIANCE</w:t>
+      </w:r>
+      <w:r>
+        <w:t xml:space="preserve">REPORTS</w:t>
+      </w:r>
+      <w:r>
+        <w:t xml:space="preserve">🔒</w:t>
+      </w:r>
+      <w:r>
+        <w:t xml:space="preserve">Access</w:t>
+      </w:r>
+      <w:r>
+        <w:t xml:space="preserve">Restrictions</w:t>
+      </w:r>
+      <w:r>
+        <w:t xml:space="preserve">Embargoed</w:t>
+      </w:r>
+      <w:r>
+        <w:t xml:space="preserve">and</w:t>
+      </w:r>
+      <w:r>
+        <w:t xml:space="preserve">restricted</w:t>
+      </w:r>
+      <w:r>
+        <w:t xml:space="preserve">records</w:t>
+      </w:r>
+      <w:r>
+        <w:t xml:space="preserve">📋</w:t>
+      </w:r>
+      <w:r>
+        <w:t xml:space="preserve">Retention</w:t>
+      </w:r>
+      <w:r>
+        <w:t xml:space="preserve">Schedule</w:t>
+      </w:r>
+      <w:r>
+        <w:t xml:space="preserve">Records</w:t>
+      </w:r>
+      <w:r>
+        <w:t xml:space="preserve">approaching</w:t>
+      </w:r>
+      <w:r>
+        <w:t xml:space="preserve">retention</w:t>
+      </w:r>
+      <w:r>
+        <w:t xml:space="preserve">dates</w:t>
+      </w:r>
+      <w:r>
+        <w:t xml:space="preserve">🛡️</w:t>
+      </w:r>
+      <w:r>
+        <w:t xml:space="preserve">Privacy</w:t>
+      </w:r>
+      <w:r>
+        <w:t xml:space="preserve">(POPIA/GDPR)</w:t>
+      </w:r>
+      <w:r>
+        <w:t xml:space="preserve">Personal</w:t>
+      </w:r>
+      <w:r>
+        <w:t xml:space="preserve">data</w:t>
+      </w:r>
+      <w:r>
+        <w:t xml:space="preserve">processing</w:t>
+      </w:r>
+      <w:r>
+        <w:t xml:space="preserve">activities</w:t>
+      </w:r>
+      <w:r>
+        <w:t xml:space="preserve">📜</w:t>
+      </w:r>
+      <w:r>
+        <w:t xml:space="preserve">Audit</w:t>
+      </w:r>
+      <w:r>
+        <w:t xml:space="preserve">Trail</w:t>
+      </w:r>
+      <w:r>
+        <w:t xml:space="preserve">System</w:t>
+      </w:r>
+      <w:r>
+        <w:t xml:space="preserve">changes</w:t>
+      </w:r>
+      <w:r>
+        <w:t xml:space="preserve">for</w:t>
+      </w:r>
+      <w:r>
+        <w:t xml:space="preserve">compliance</w:t>
+      </w:r>
+      <w:r>
+        <w:t xml:space="preserve">audits</w:t>
+      </w:r>
+      <w:r>
+        <w:t xml:space="preserve">🏛️</w:t>
+      </w:r>
+      <w:r>
+        <w:t xml:space="preserve">Heritage</w:t>
+      </w:r>
+      <w:r>
+        <w:t xml:space="preserve">Accounting</w:t>
+      </w:r>
+      <w:r>
+        <w:t xml:space="preserve">(GRAP</w:t>
+      </w:r>
+      <w:r>
+        <w:t xml:space="preserve">103)</w:t>
+      </w:r>
+      <w:r>
+        <w:t xml:space="preserve">Asset</w:t>
+      </w:r>
+      <w:r>
+        <w:t xml:space="preserve">valuations</w:t>
+      </w:r>
+      <w:r>
+        <w:t xml:space="preserve">and</w:t>
+      </w:r>
+      <w:r>
+        <w:t xml:space="preserve">movements</w:t>
       </w:r>
     </w:p>
     <w:p>
@@ -1293,148 +1005,94 @@
     </w:p>
     <w:p>
       <w:pPr>
-        <w:pStyle w:val="SourceCode"/>
-      </w:pPr>
-      <w:r>
-        <w:rPr>
-          <w:rStyle w:val="VerbatimChar"/>
-        </w:rPr>
-        <w:t xml:space="preserve">┌─────────────────────────────────────────────────────────────┐</w:t>
-      </w:r>
-      <w:r>
-        <w:br/>
-      </w:r>
-      <w:r>
-        <w:rPr>
-          <w:rStyle w:val="VerbatimChar"/>
-        </w:rPr>
-        <w:t xml:space="preserve">│  REPORT PARAMETERS                                          │</w:t>
-      </w:r>
-      <w:r>
-        <w:br/>
-      </w:r>
-      <w:r>
-        <w:rPr>
-          <w:rStyle w:val="VerbatimChar"/>
-        </w:rPr>
-        <w:t xml:space="preserve">├─────────────────────────────────────────────────────────────┤</w:t>
-      </w:r>
-      <w:r>
-        <w:br/>
-      </w:r>
-      <w:r>
-        <w:rPr>
-          <w:rStyle w:val="VerbatimChar"/>
-        </w:rPr>
-        <w:t xml:space="preserve">│                                                             │</w:t>
-      </w:r>
-      <w:r>
-        <w:br/>
-      </w:r>
-      <w:r>
-        <w:rPr>
-          <w:rStyle w:val="VerbatimChar"/>
-        </w:rPr>
-        <w:t xml:space="preserve">│  Date Range:     [From: 01/01/2025]  [To: 31/12/2025]      │</w:t>
-      </w:r>
-      <w:r>
-        <w:br/>
-      </w:r>
-      <w:r>
-        <w:rPr>
-          <w:rStyle w:val="VerbatimChar"/>
-        </w:rPr>
-        <w:t xml:space="preserve">│                                                             │</w:t>
-      </w:r>
-      <w:r>
-        <w:br/>
-      </w:r>
-      <w:r>
-        <w:rPr>
-          <w:rStyle w:val="VerbatimChar"/>
-        </w:rPr>
-        <w:t xml:space="preserve">│  Repository:     [All Repositories        ▼]                │</w:t>
-      </w:r>
-      <w:r>
-        <w:br/>
-      </w:r>
-      <w:r>
-        <w:rPr>
-          <w:rStyle w:val="VerbatimChar"/>
-        </w:rPr>
-        <w:t xml:space="preserve">│                                                             │</w:t>
-      </w:r>
-      <w:r>
-        <w:br/>
-      </w:r>
-      <w:r>
-        <w:rPr>
-          <w:rStyle w:val="VerbatimChar"/>
-        </w:rPr>
-        <w:t xml:space="preserve">│  Level:          [All Levels              ▼]                │</w:t>
-      </w:r>
-      <w:r>
-        <w:br/>
-      </w:r>
-      <w:r>
-        <w:rPr>
-          <w:rStyle w:val="VerbatimChar"/>
-        </w:rPr>
-        <w:t xml:space="preserve">│                                                             │</w:t>
-      </w:r>
-      <w:r>
-        <w:br/>
-      </w:r>
-      <w:r>
-        <w:rPr>
-          <w:rStyle w:val="VerbatimChar"/>
-        </w:rPr>
-        <w:t xml:space="preserve">│  Include:        [✓] Published records                      │</w:t>
-      </w:r>
-      <w:r>
-        <w:br/>
-      </w:r>
-      <w:r>
-        <w:rPr>
-          <w:rStyle w:val="VerbatimChar"/>
-        </w:rPr>
-        <w:t xml:space="preserve">│                  [✓] Draft records                          │</w:t>
-      </w:r>
-      <w:r>
-        <w:br/>
-      </w:r>
-      <w:r>
-        <w:rPr>
-          <w:rStyle w:val="VerbatimChar"/>
-        </w:rPr>
-        <w:t xml:space="preserve">│                  [ ] Deleted records                        │</w:t>
-      </w:r>
-      <w:r>
-        <w:br/>
-      </w:r>
-      <w:r>
-        <w:rPr>
-          <w:rStyle w:val="VerbatimChar"/>
-        </w:rPr>
-        <w:t xml:space="preserve">│                                                             │</w:t>
-      </w:r>
-      <w:r>
-        <w:br/>
-      </w:r>
-      <w:r>
-        <w:rPr>
-          <w:rStyle w:val="VerbatimChar"/>
-        </w:rPr>
-        <w:t xml:space="preserve">│                     [Generate Report]                       │</w:t>
-      </w:r>
-      <w:r>
-        <w:br/>
-      </w:r>
-      <w:r>
-        <w:rPr>
-          <w:rStyle w:val="VerbatimChar"/>
-        </w:rPr>
-        <w:t xml:space="preserve">└─────────────────────────────────────────────────────────────┘</w:t>
+        <w:pStyle w:val="FirstParagraph"/>
+      </w:pPr>
+      <w:r>
+        <w:t xml:space="preserve">REPORT</w:t>
+      </w:r>
+      <w:r>
+        <w:t xml:space="preserve">PARAMETERS</w:t>
+      </w:r>
+      <w:r>
+        <w:t xml:space="preserve">Date</w:t>
+      </w:r>
+      <w:r>
+        <w:t xml:space="preserve">Range:</w:t>
+      </w:r>
+      <w:r>
+        <w:t xml:space="preserve">[From:</w:t>
+      </w:r>
+      <w:r>
+        <w:t xml:space="preserve">01/01/2025]</w:t>
+      </w:r>
+      <w:r>
+        <w:t xml:space="preserve">[To:</w:t>
+      </w:r>
+      <w:r>
+        <w:t xml:space="preserve">31/12/2025]</w:t>
+      </w:r>
+      <w:r>
+        <w:t xml:space="preserve">Repository:</w:t>
+      </w:r>
+      <w:r>
+        <w:t xml:space="preserve">[All</w:t>
+      </w:r>
+      <w:r>
+        <w:t xml:space="preserve">Repositories</w:t>
+      </w:r>
+      <w:r>
+        <w:t xml:space="preserve">]</w:t>
+      </w:r>
+      <w:r>
+        <w:t xml:space="preserve">Level:</w:t>
+      </w:r>
+      <w:r>
+        <w:t xml:space="preserve">[All</w:t>
+      </w:r>
+      <w:r>
+        <w:t xml:space="preserve">Levels</w:t>
+      </w:r>
+      <w:r>
+        <w:t xml:space="preserve">]</w:t>
+      </w:r>
+      <w:r>
+        <w:t xml:space="preserve">Include:</w:t>
+      </w:r>
+      <w:r>
+        <w:t xml:space="preserve">[✓]</w:t>
+      </w:r>
+      <w:r>
+        <w:t xml:space="preserve">Published</w:t>
+      </w:r>
+      <w:r>
+        <w:t xml:space="preserve">records</w:t>
+      </w:r>
+      <w:r>
+        <w:t xml:space="preserve">[✓]</w:t>
+      </w:r>
+      <w:r>
+        <w:t xml:space="preserve">Draft</w:t>
+      </w:r>
+      <w:r>
+        <w:t xml:space="preserve">records</w:t>
+      </w:r>
+      <w:r>
+        <w:t xml:space="preserve">[</w:t>
+      </w:r>
+      <w:r>
+        <w:t xml:space="preserve">]</w:t>
+      </w:r>
+      <w:r>
+        <w:t xml:space="preserve">Deleted</w:t>
+      </w:r>
+      <w:r>
+        <w:t xml:space="preserve">records</w:t>
+      </w:r>
+      <w:r>
+        <w:t xml:space="preserve">[Generate</w:t>
+      </w:r>
+      <w:r>
+        <w:t xml:space="preserve">Report]</w:t>
       </w:r>
     </w:p>
     <w:bookmarkEnd w:id="33"/>
@@ -1467,94 +1125,97 @@
     </w:p>
     <w:p>
       <w:pPr>
-        <w:pStyle w:val="SourceCode"/>
-      </w:pPr>
-      <w:r>
-        <w:rPr>
-          <w:rStyle w:val="VerbatimChar"/>
-        </w:rPr>
-        <w:t xml:space="preserve">┌─────────────────────────────────────────────────────────────┐</w:t>
-      </w:r>
-      <w:r>
-        <w:br/>
-      </w:r>
-      <w:r>
-        <w:rPr>
-          <w:rStyle w:val="VerbatimChar"/>
-        </w:rPr>
-        <w:t xml:space="preserve">│  EXPORT OPTIONS                                             │</w:t>
-      </w:r>
-      <w:r>
-        <w:br/>
-      </w:r>
-      <w:r>
-        <w:rPr>
-          <w:rStyle w:val="VerbatimChar"/>
-        </w:rPr>
-        <w:t xml:space="preserve">├─────────────────────────────────────────────────────────────┤</w:t>
-      </w:r>
-      <w:r>
-        <w:br/>
-      </w:r>
-      <w:r>
-        <w:rPr>
-          <w:rStyle w:val="VerbatimChar"/>
-        </w:rPr>
-        <w:t xml:space="preserve">│                                                             │</w:t>
-      </w:r>
-      <w:r>
-        <w:br/>
-      </w:r>
-      <w:r>
-        <w:rPr>
-          <w:rStyle w:val="VerbatimChar"/>
-        </w:rPr>
-        <w:t xml:space="preserve">│  [📄 CSV]     - For spreadsheets (Excel, Google Sheets)     │</w:t>
-      </w:r>
-      <w:r>
-        <w:br/>
-      </w:r>
-      <w:r>
-        <w:rPr>
-          <w:rStyle w:val="VerbatimChar"/>
-        </w:rPr>
-        <w:t xml:space="preserve">│  [📑 PDF]     - For printing and sharing                    │</w:t>
-      </w:r>
-      <w:r>
-        <w:br/>
-      </w:r>
-      <w:r>
-        <w:rPr>
-          <w:rStyle w:val="VerbatimChar"/>
-        </w:rPr>
-        <w:t xml:space="preserve">│  [📊 Excel]   - Formatted spreadsheet with charts           │</w:t>
-      </w:r>
-      <w:r>
-        <w:br/>
-      </w:r>
-      <w:r>
-        <w:rPr>
-          <w:rStyle w:val="VerbatimChar"/>
-        </w:rPr>
-        <w:t xml:space="preserve">│  [🔗 JSON]    - For technical/API integration               │</w:t>
-      </w:r>
-      <w:r>
-        <w:br/>
-      </w:r>
-      <w:r>
-        <w:rPr>
-          <w:rStyle w:val="VerbatimChar"/>
-        </w:rPr>
-        <w:t xml:space="preserve">│                                                             │</w:t>
-      </w:r>
-      <w:r>
-        <w:br/>
-      </w:r>
-      <w:r>
-        <w:rPr>
-          <w:rStyle w:val="VerbatimChar"/>
-        </w:rPr>
-        <w:t xml:space="preserve">└─────────────────────────────────────────────────────────────┘</w:t>
+        <w:pStyle w:val="FirstParagraph"/>
+      </w:pPr>
+      <w:r>
+        <w:t xml:space="preserve">EXPORT</w:t>
+      </w:r>
+      <w:r>
+        <w:t xml:space="preserve">OPTIONS</w:t>
+      </w:r>
+      <w:r>
+        <w:t xml:space="preserve">[📄</w:t>
+      </w:r>
+      <w:r>
+        <w:t xml:space="preserve">CSV]</w:t>
+      </w:r>
+      <w:r>
+        <w:t xml:space="preserve">-</w:t>
+      </w:r>
+      <w:r>
+        <w:t xml:space="preserve">For</w:t>
+      </w:r>
+      <w:r>
+        <w:t xml:space="preserve">spreadsheets</w:t>
+      </w:r>
+      <w:r>
+        <w:t xml:space="preserve">(Excel,</w:t>
+      </w:r>
+      <w:r>
+        <w:t xml:space="preserve">Google</w:t>
+      </w:r>
+      <w:r>
+        <w:t xml:space="preserve">Sheets)</w:t>
+      </w:r>
+      <w:r>
+        <w:t xml:space="preserve">[📑</w:t>
+      </w:r>
+      <w:r>
+        <w:t xml:space="preserve">PDF]</w:t>
+      </w:r>
+      <w:r>
+        <w:t xml:space="preserve">-</w:t>
+      </w:r>
+      <w:r>
+        <w:t xml:space="preserve">For</w:t>
+      </w:r>
+      <w:r>
+        <w:t xml:space="preserve">printing</w:t>
+      </w:r>
+      <w:r>
+        <w:t xml:space="preserve">and</w:t>
+      </w:r>
+      <w:r>
+        <w:t xml:space="preserve">sharing</w:t>
+      </w:r>
+      <w:r>
+        <w:t xml:space="preserve">[📊</w:t>
+      </w:r>
+      <w:r>
+        <w:t xml:space="preserve">Excel]</w:t>
+      </w:r>
+      <w:r>
+        <w:t xml:space="preserve">-</w:t>
+      </w:r>
+      <w:r>
+        <w:t xml:space="preserve">Formatted</w:t>
+      </w:r>
+      <w:r>
+        <w:t xml:space="preserve">spreadsheet</w:t>
+      </w:r>
+      <w:r>
+        <w:t xml:space="preserve">with</w:t>
+      </w:r>
+      <w:r>
+        <w:t xml:space="preserve">charts</w:t>
+      </w:r>
+      <w:r>
+        <w:t xml:space="preserve">[🔗</w:t>
+      </w:r>
+      <w:r>
+        <w:t xml:space="preserve">JSON]</w:t>
+      </w:r>
+      <w:r>
+        <w:t xml:space="preserve">-</w:t>
+      </w:r>
+      <w:r>
+        <w:t xml:space="preserve">For</w:t>
+      </w:r>
+      <w:r>
+        <w:t xml:space="preserve">technical/API</w:t>
+      </w:r>
+      <w:r>
+        <w:t xml:space="preserve">integration</w:t>
       </w:r>
     </w:p>
     <w:bookmarkEnd w:id="35"/>
@@ -1737,166 +1398,82 @@
     </w:p>
     <w:p>
       <w:pPr>
-        <w:pStyle w:val="SourceCode"/>
-      </w:pPr>
-      <w:r>
-        <w:rPr>
-          <w:rStyle w:val="VerbatimChar"/>
-        </w:rPr>
-        <w:t xml:space="preserve">┌─────────────────────────────────────────────────────────────┐</w:t>
-      </w:r>
-      <w:r>
-        <w:br/>
-      </w:r>
-      <w:r>
-        <w:rPr>
-          <w:rStyle w:val="VerbatimChar"/>
-        </w:rPr>
-        <w:t xml:space="preserve">│  SCHEDULE REPORT                                            │</w:t>
-      </w:r>
-      <w:r>
-        <w:br/>
-      </w:r>
-      <w:r>
-        <w:rPr>
-          <w:rStyle w:val="VerbatimChar"/>
-        </w:rPr>
-        <w:t xml:space="preserve">├─────────────────────────────────────────────────────────────┤</w:t>
-      </w:r>
-      <w:r>
-        <w:br/>
-      </w:r>
-      <w:r>
-        <w:rPr>
-          <w:rStyle w:val="VerbatimChar"/>
-        </w:rPr>
-        <w:t xml:space="preserve">│                                                             │</w:t>
-      </w:r>
-      <w:r>
-        <w:br/>
-      </w:r>
-      <w:r>
-        <w:rPr>
-          <w:rStyle w:val="VerbatimChar"/>
-        </w:rPr>
-        <w:t xml:space="preserve">│  Report:        Holdings Summary                            │</w:t>
-      </w:r>
-      <w:r>
-        <w:br/>
-      </w:r>
-      <w:r>
-        <w:rPr>
-          <w:rStyle w:val="VerbatimChar"/>
-        </w:rPr>
-        <w:t xml:space="preserve">│                                                             │</w:t>
-      </w:r>
-      <w:r>
-        <w:br/>
-      </w:r>
-      <w:r>
-        <w:rPr>
-          <w:rStyle w:val="VerbatimChar"/>
-        </w:rPr>
-        <w:t xml:space="preserve">│  Frequency:     [Monthly          ▼]                        │</w:t>
-      </w:r>
-      <w:r>
-        <w:br/>
-      </w:r>
-      <w:r>
-        <w:rPr>
-          <w:rStyle w:val="VerbatimChar"/>
-        </w:rPr>
-        <w:t xml:space="preserve">│                 • Daily                                     │</w:t>
-      </w:r>
-      <w:r>
-        <w:br/>
-      </w:r>
-      <w:r>
-        <w:rPr>
-          <w:rStyle w:val="VerbatimChar"/>
-        </w:rPr>
-        <w:t xml:space="preserve">│                 • Weekly                                    │</w:t>
-      </w:r>
-      <w:r>
-        <w:br/>
-      </w:r>
-      <w:r>
-        <w:rPr>
-          <w:rStyle w:val="VerbatimChar"/>
-        </w:rPr>
-        <w:t xml:space="preserve">│                 • Monthly                                   │</w:t>
-      </w:r>
-      <w:r>
-        <w:br/>
-      </w:r>
-      <w:r>
-        <w:rPr>
-          <w:rStyle w:val="VerbatimChar"/>
-        </w:rPr>
-        <w:t xml:space="preserve">│                 • Quarterly                                 │</w:t>
-      </w:r>
-      <w:r>
-        <w:br/>
-      </w:r>
-      <w:r>
-        <w:rPr>
-          <w:rStyle w:val="VerbatimChar"/>
-        </w:rPr>
-        <w:t xml:space="preserve">│                                                             │</w:t>
-      </w:r>
-      <w:r>
-        <w:br/>
-      </w:r>
-      <w:r>
-        <w:rPr>
-          <w:rStyle w:val="VerbatimChar"/>
-        </w:rPr>
-        <w:t xml:space="preserve">│  Email to:      [admin@archive.org              ]           │</w:t>
-      </w:r>
-      <w:r>
-        <w:br/>
-      </w:r>
-      <w:r>
-        <w:rPr>
-          <w:rStyle w:val="VerbatimChar"/>
-        </w:rPr>
-        <w:t xml:space="preserve">│                                                             │</w:t>
-      </w:r>
-      <w:r>
-        <w:br/>
-      </w:r>
-      <w:r>
-        <w:rPr>
-          <w:rStyle w:val="VerbatimChar"/>
-        </w:rPr>
-        <w:t xml:space="preserve">│  Format:        [PDF              ▼]                        │</w:t>
-      </w:r>
-      <w:r>
-        <w:br/>
-      </w:r>
-      <w:r>
-        <w:rPr>
-          <w:rStyle w:val="VerbatimChar"/>
-        </w:rPr>
-        <w:t xml:space="preserve">│                                                             │</w:t>
-      </w:r>
-      <w:r>
-        <w:br/>
-      </w:r>
-      <w:r>
-        <w:rPr>
-          <w:rStyle w:val="VerbatimChar"/>
-        </w:rPr>
-        <w:t xml:space="preserve">│                [Cancel]    [Schedule]                       │</w:t>
-      </w:r>
-      <w:r>
-        <w:br/>
-      </w:r>
-      <w:r>
-        <w:rPr>
-          <w:rStyle w:val="VerbatimChar"/>
-        </w:rPr>
-        <w:t xml:space="preserve">└─────────────────────────────────────────────────────────────┘</w:t>
+        <w:pStyle w:val="BodyText"/>
+      </w:pPr>
+      <w:r>
+        <w:t xml:space="preserve">SCHEDULE</w:t>
+      </w:r>
+      <w:r>
+        <w:t xml:space="preserve">REPORT</w:t>
+      </w:r>
+      <w:r>
+        <w:t xml:space="preserve">Report:</w:t>
+      </w:r>
+      <w:r>
+        <w:t xml:space="preserve">Holdings</w:t>
+      </w:r>
+      <w:r>
+        <w:t xml:space="preserve">Summary</w:t>
+      </w:r>
+      <w:r>
+        <w:t xml:space="preserve">Frequency:</w:t>
+      </w:r>
+      <w:r>
+        <w:t xml:space="preserve">[Monthly</w:t>
+      </w:r>
+      <w:r>
+        <w:t xml:space="preserve">]</w:t>
+      </w:r>
+      <w:r>
+        <w:t xml:space="preserve">•</w:t>
+      </w:r>
+      <w:r>
+        <w:t xml:space="preserve">Daily</w:t>
+      </w:r>
+      <w:r>
+        <w:t xml:space="preserve">•</w:t>
+      </w:r>
+      <w:r>
+        <w:t xml:space="preserve">Weekly</w:t>
+      </w:r>
+      <w:r>
+        <w:t xml:space="preserve">•</w:t>
+      </w:r>
+      <w:r>
+        <w:t xml:space="preserve">Monthly</w:t>
+      </w:r>
+      <w:r>
+        <w:t xml:space="preserve">•</w:t>
+      </w:r>
+      <w:r>
+        <w:t xml:space="preserve">Quarterly</w:t>
+      </w:r>
+      <w:r>
+        <w:t xml:space="preserve">Email</w:t>
+      </w:r>
+      <w:r>
+        <w:t xml:space="preserve">to:</w:t>
+      </w:r>
+      <w:r>
+        <w:t xml:space="preserve">[admin@archive.org</w:t>
+      </w:r>
+      <w:r>
+        <w:t xml:space="preserve">]</w:t>
+      </w:r>
+      <w:r>
+        <w:t xml:space="preserve">Format:</w:t>
+      </w:r>
+      <w:r>
+        <w:t xml:space="preserve">[PDF</w:t>
+      </w:r>
+      <w:r>
+        <w:t xml:space="preserve">]</w:t>
+      </w:r>
+      <w:r>
+        <w:t xml:space="preserve">[Cancel]</w:t>
+      </w:r>
+      <w:r>
+        <w:t xml:space="preserve">[Schedule]</w:t>
       </w:r>
     </w:p>
     <w:p>
@@ -1918,85 +1495,124 @@
     </w:p>
     <w:p>
       <w:pPr>
-        <w:pStyle w:val="SourceCode"/>
-      </w:pPr>
-      <w:r>
-        <w:rPr>
-          <w:rStyle w:val="VerbatimChar"/>
-        </w:rPr>
-        <w:t xml:space="preserve">┌────────────────────────────────┬────────────────────────────┐</w:t>
-      </w:r>
-      <w:r>
-        <w:br/>
-      </w:r>
-      <w:r>
-        <w:rPr>
-          <w:rStyle w:val="VerbatimChar"/>
-        </w:rPr>
-        <w:t xml:space="preserve">│  ✓ DO                          │  ✗ DON'T                   │</w:t>
-      </w:r>
-      <w:r>
-        <w:br/>
-      </w:r>
-      <w:r>
-        <w:rPr>
-          <w:rStyle w:val="VerbatimChar"/>
-        </w:rPr>
-        <w:t xml:space="preserve">├────────────────────────────────┼────────────────────────────┤</w:t>
-      </w:r>
-      <w:r>
-        <w:br/>
-      </w:r>
-      <w:r>
-        <w:rPr>
-          <w:rStyle w:val="VerbatimChar"/>
-        </w:rPr>
-        <w:t xml:space="preserve">│  Use date filters              │  Run reports on all time   │</w:t>
-      </w:r>
-      <w:r>
-        <w:br/>
-      </w:r>
-      <w:r>
-        <w:rPr>
-          <w:rStyle w:val="VerbatimChar"/>
-        </w:rPr>
-        <w:t xml:space="preserve">│  Export large reports          │  View thousands on screen  │</w:t>
-      </w:r>
-      <w:r>
-        <w:br/>
-      </w:r>
-      <w:r>
-        <w:rPr>
-          <w:rStyle w:val="VerbatimChar"/>
-        </w:rPr>
-        <w:t xml:space="preserve">│  Schedule regular reports      │  Forget to check stats     │</w:t>
-      </w:r>
-      <w:r>
-        <w:br/>
-      </w:r>
-      <w:r>
-        <w:rPr>
-          <w:rStyle w:val="VerbatimChar"/>
-        </w:rPr>
-        <w:t xml:space="preserve">│  Compare periods               │  Look at single snapshots  │</w:t>
-      </w:r>
-      <w:r>
-        <w:br/>
-      </w:r>
-      <w:r>
-        <w:rPr>
-          <w:rStyle w:val="VerbatimChar"/>
-        </w:rPr>
-        <w:t xml:space="preserve">│  Share with stakeholders       │  Keep insights to yourself │</w:t>
-      </w:r>
-      <w:r>
-        <w:br/>
-      </w:r>
-      <w:r>
-        <w:rPr>
-          <w:rStyle w:val="VerbatimChar"/>
-        </w:rPr>
-        <w:t xml:space="preserve">└────────────────────────────────┴────────────────────────────┘</w:t>
+        <w:pStyle w:val="FirstParagraph"/>
+      </w:pPr>
+      <w:r>
+        <w:t xml:space="preserve">✓</w:t>
+      </w:r>
+      <w:r>
+        <w:t xml:space="preserve">DO</w:t>
+      </w:r>
+      <w:r>
+        <w:t xml:space="preserve">✗</w:t>
+      </w:r>
+      <w:r>
+        <w:t xml:space="preserve">DON'T</w:t>
+      </w:r>
+      <w:r>
+        <w:t xml:space="preserve">Use</w:t>
+      </w:r>
+      <w:r>
+        <w:t xml:space="preserve">date</w:t>
+      </w:r>
+      <w:r>
+        <w:t xml:space="preserve">filters</w:t>
+      </w:r>
+      <w:r>
+        <w:t xml:space="preserve">Run</w:t>
+      </w:r>
+      <w:r>
+        <w:t xml:space="preserve">reports</w:t>
+      </w:r>
+      <w:r>
+        <w:t xml:space="preserve">on</w:t>
+      </w:r>
+      <w:r>
+        <w:t xml:space="preserve">all</w:t>
+      </w:r>
+      <w:r>
+        <w:t xml:space="preserve">time</w:t>
+      </w:r>
+      <w:r>
+        <w:t xml:space="preserve">Export</w:t>
+      </w:r>
+      <w:r>
+        <w:t xml:space="preserve">large</w:t>
+      </w:r>
+      <w:r>
+        <w:t xml:space="preserve">reports</w:t>
+      </w:r>
+      <w:r>
+        <w:t xml:space="preserve">View</w:t>
+      </w:r>
+      <w:r>
+        <w:t xml:space="preserve">thousands</w:t>
+      </w:r>
+      <w:r>
+        <w:t xml:space="preserve">on</w:t>
+      </w:r>
+      <w:r>
+        <w:t xml:space="preserve">screen</w:t>
+      </w:r>
+      <w:r>
+        <w:t xml:space="preserve">Schedule</w:t>
+      </w:r>
+      <w:r>
+        <w:t xml:space="preserve">regular</w:t>
+      </w:r>
+      <w:r>
+        <w:t xml:space="preserve">reports</w:t>
+      </w:r>
+      <w:r>
+        <w:t xml:space="preserve">Forget</w:t>
+      </w:r>
+      <w:r>
+        <w:t xml:space="preserve">to</w:t>
+      </w:r>
+      <w:r>
+        <w:t xml:space="preserve">check</w:t>
+      </w:r>
+      <w:r>
+        <w:t xml:space="preserve">stats</w:t>
+      </w:r>
+      <w:r>
+        <w:t xml:space="preserve">Compare</w:t>
+      </w:r>
+      <w:r>
+        <w:t xml:space="preserve">periods</w:t>
+      </w:r>
+      <w:r>
+        <w:t xml:space="preserve">Look</w:t>
+      </w:r>
+      <w:r>
+        <w:t xml:space="preserve">at</w:t>
+      </w:r>
+      <w:r>
+        <w:t xml:space="preserve">single</w:t>
+      </w:r>
+      <w:r>
+        <w:t xml:space="preserve">snapshots</w:t>
+      </w:r>
+      <w:r>
+        <w:t xml:space="preserve">Share</w:t>
+      </w:r>
+      <w:r>
+        <w:t xml:space="preserve">with</w:t>
+      </w:r>
+      <w:r>
+        <w:t xml:space="preserve">stakeholders</w:t>
+      </w:r>
+      <w:r>
+        <w:t xml:space="preserve">Keep</w:t>
+      </w:r>
+      <w:r>
+        <w:t xml:space="preserve">insights</w:t>
+      </w:r>
+      <w:r>
+        <w:t xml:space="preserve">to</w:t>
+      </w:r>
+      <w:r>
+        <w:t xml:space="preserve">yourself</w:t>
       </w:r>
     </w:p>
     <w:p>
@@ -2018,130 +1634,148 @@
     </w:p>
     <w:p>
       <w:pPr>
-        <w:pStyle w:val="SourceCode"/>
-      </w:pPr>
-      <w:r>
-        <w:rPr>
-          <w:rStyle w:val="VerbatimChar"/>
-        </w:rPr>
-        <w:t xml:space="preserve">Problem                          Solution</w:t>
-      </w:r>
-      <w:r>
-        <w:br/>
-      </w:r>
-      <w:r>
-        <w:rPr>
-          <w:rStyle w:val="VerbatimChar"/>
-        </w:rPr>
-        <w:t xml:space="preserve">───────────────────────────────────────────────────────────</w:t>
-      </w:r>
-      <w:r>
-        <w:br/>
-      </w:r>
-      <w:r>
-        <w:rPr>
-          <w:rStyle w:val="VerbatimChar"/>
-        </w:rPr>
-        <w:t xml:space="preserve">Report takes too long         →  Narrow date range</w:t>
-      </w:r>
-      <w:r>
-        <w:br/>
-      </w:r>
-      <w:r>
-        <w:rPr>
-          <w:rStyle w:val="VerbatimChar"/>
-        </w:rPr>
-        <w:t xml:space="preserve">                                 Add more filters</w:t>
-      </w:r>
-      <w:r>
-        <w:br/>
-      </w:r>
-      <w:r>
-        <w:rPr>
-          <w:rStyle w:val="VerbatimChar"/>
-        </w:rPr>
-        <w:t xml:space="preserve">                                 Try during quiet hours</w:t>
-      </w:r>
-      <w:r>
-        <w:br/>
-      </w:r>
-      <w:r>
-        <w:rPr>
-          <w:rStyle w:val="VerbatimChar"/>
-        </w:rPr>
-        <w:t xml:space="preserve">                                 </w:t>
-      </w:r>
-      <w:r>
-        <w:br/>
-      </w:r>
-      <w:r>
-        <w:rPr>
-          <w:rStyle w:val="VerbatimChar"/>
-        </w:rPr>
-        <w:t xml:space="preserve">Export fails                  →  Try smaller date range</w:t>
-      </w:r>
-      <w:r>
-        <w:br/>
-      </w:r>
-      <w:r>
-        <w:rPr>
-          <w:rStyle w:val="VerbatimChar"/>
-        </w:rPr>
-        <w:t xml:space="preserve">                                 Try different format</w:t>
-      </w:r>
-      <w:r>
-        <w:br/>
-      </w:r>
-      <w:r>
-        <w:rPr>
-          <w:rStyle w:val="VerbatimChar"/>
-        </w:rPr>
-        <w:t xml:space="preserve">                                 </w:t>
-      </w:r>
-      <w:r>
-        <w:br/>
-      </w:r>
-      <w:r>
-        <w:rPr>
-          <w:rStyle w:val="VerbatimChar"/>
-        </w:rPr>
-        <w:t xml:space="preserve">No data showing               →  Check filters aren't too narrow</w:t>
-      </w:r>
-      <w:r>
-        <w:br/>
-      </w:r>
-      <w:r>
-        <w:rPr>
-          <w:rStyle w:val="VerbatimChar"/>
-        </w:rPr>
-        <w:t xml:space="preserve">                                 Verify you have permission</w:t>
-      </w:r>
-      <w:r>
-        <w:br/>
-      </w:r>
-      <w:r>
-        <w:rPr>
-          <w:rStyle w:val="VerbatimChar"/>
-        </w:rPr>
-        <w:t xml:space="preserve">                                 </w:t>
-      </w:r>
-      <w:r>
-        <w:br/>
-      </w:r>
-      <w:r>
-        <w:rPr>
-          <w:rStyle w:val="VerbatimChar"/>
-        </w:rPr>
-        <w:t xml:space="preserve">Charts not displaying         →  Refresh the page</w:t>
-      </w:r>
-      <w:r>
-        <w:br/>
-      </w:r>
-      <w:r>
-        <w:rPr>
-          <w:rStyle w:val="VerbatimChar"/>
-        </w:rPr>
-        <w:t xml:space="preserve">                                 Try a different browser</w:t>
+        <w:pStyle w:val="FirstParagraph"/>
+      </w:pPr>
+      <w:r>
+        <w:t xml:space="preserve">Problem</w:t>
+      </w:r>
+      <w:r>
+        <w:t xml:space="preserve">Solution</w:t>
+      </w:r>
+      <w:r>
+        <w:t xml:space="preserve">Report</w:t>
+      </w:r>
+      <w:r>
+        <w:t xml:space="preserve">takes</w:t>
+      </w:r>
+      <w:r>
+        <w:t xml:space="preserve">too</w:t>
+      </w:r>
+      <w:r>
+        <w:t xml:space="preserve">long</w:t>
+      </w:r>
+      <w:r>
+        <w:t xml:space="preserve">Narrow</w:t>
+      </w:r>
+      <w:r>
+        <w:t xml:space="preserve">date</w:t>
+      </w:r>
+      <w:r>
+        <w:t xml:space="preserve">range</w:t>
+      </w:r>
+      <w:r>
+        <w:t xml:space="preserve">Add</w:t>
+      </w:r>
+      <w:r>
+        <w:t xml:space="preserve">more</w:t>
+      </w:r>
+      <w:r>
+        <w:t xml:space="preserve">filters</w:t>
+      </w:r>
+      <w:r>
+        <w:t xml:space="preserve">Try</w:t>
+      </w:r>
+      <w:r>
+        <w:t xml:space="preserve">during</w:t>
+      </w:r>
+      <w:r>
+        <w:t xml:space="preserve">quiet</w:t>
+      </w:r>
+      <w:r>
+        <w:t xml:space="preserve">hours</w:t>
+      </w:r>
+      <w:r>
+        <w:t xml:space="preserve">Export</w:t>
+      </w:r>
+      <w:r>
+        <w:t xml:space="preserve">fails</w:t>
+      </w:r>
+      <w:r>
+        <w:t xml:space="preserve">Try</w:t>
+      </w:r>
+      <w:r>
+        <w:t xml:space="preserve">smaller</w:t>
+      </w:r>
+      <w:r>
+        <w:t xml:space="preserve">date</w:t>
+      </w:r>
+      <w:r>
+        <w:t xml:space="preserve">range</w:t>
+      </w:r>
+      <w:r>
+        <w:t xml:space="preserve">Try</w:t>
+      </w:r>
+      <w:r>
+        <w:t xml:space="preserve">different</w:t>
+      </w:r>
+      <w:r>
+        <w:t xml:space="preserve">format</w:t>
+      </w:r>
+      <w:r>
+        <w:t xml:space="preserve">No</w:t>
+      </w:r>
+      <w:r>
+        <w:t xml:space="preserve">data</w:t>
+      </w:r>
+      <w:r>
+        <w:t xml:space="preserve">showing</w:t>
+      </w:r>
+      <w:r>
+        <w:t xml:space="preserve">Check</w:t>
+      </w:r>
+      <w:r>
+        <w:t xml:space="preserve">filters</w:t>
+      </w:r>
+      <w:r>
+        <w:t xml:space="preserve">aren't</w:t>
+      </w:r>
+      <w:r>
+        <w:t xml:space="preserve">too</w:t>
+      </w:r>
+      <w:r>
+        <w:t xml:space="preserve">narrow</w:t>
+      </w:r>
+      <w:r>
+        <w:t xml:space="preserve">Verify</w:t>
+      </w:r>
+      <w:r>
+        <w:t xml:space="preserve">you</w:t>
+      </w:r>
+      <w:r>
+        <w:t xml:space="preserve">have</w:t>
+      </w:r>
+      <w:r>
+        <w:t xml:space="preserve">permission</w:t>
+      </w:r>
+      <w:r>
+        <w:t xml:space="preserve">Charts</w:t>
+      </w:r>
+      <w:r>
+        <w:t xml:space="preserve">not</w:t>
+      </w:r>
+      <w:r>
+        <w:t xml:space="preserve">displaying</w:t>
+      </w:r>
+      <w:r>
+        <w:t xml:space="preserve">Refresh</w:t>
+      </w:r>
+      <w:r>
+        <w:t xml:space="preserve">the</w:t>
+      </w:r>
+      <w:r>
+        <w:t xml:space="preserve">page</w:t>
+      </w:r>
+      <w:r>
+        <w:t xml:space="preserve">Try</w:t>
+      </w:r>
+      <w:r>
+        <w:t xml:space="preserve">a</w:t>
+      </w:r>
+      <w:r>
+        <w:t xml:space="preserve">different</w:t>
+      </w:r>
+      <w:r>
+        <w:t xml:space="preserve">browser</w:t>
       </w:r>
     </w:p>
     <w:p>
